--- a/docs/3 - Zoooom.docx
+++ b/docs/3 - Zoooom.docx
@@ -34,7 +34,7 @@
         </w:rPr>
         <w:t xml:space="preserve"> on </w:t>
       </w:r>
-      <w:hyperlink w:history="1" r:id="rIdebitlqpcc547gwwo-4n1w">
+      <w:hyperlink w:history="1" r:id="rId7dqgfmjsrxuxtwpbxxi2t">
         <w:r>
           <w:rPr>
             <w:rFonts w:ascii="Arial" w:cs="Arial" w:eastAsia="Arial" w:hAnsi="Arial"/>
@@ -94,7 +94,7 @@
         </w:rPr>
         <w:t xml:space="preserve">After </w:t>
       </w:r>
-      <w:hyperlink w:history="1" r:id="rId9hpno_bw21kduzbmoq1pw">
+      <w:hyperlink w:history="1" r:id="rId0ndoyrwjtiwisgt5n9qxg">
         <w:r>
           <w:rPr>
             <w:rFonts w:ascii="Arial" w:cs="Arial" w:eastAsia="Arial" w:hAnsi="Arial"/>

--- a/docs/3 - Zoooom.docx
+++ b/docs/3 - Zoooom.docx
@@ -34,7 +34,7 @@
         </w:rPr>
         <w:t xml:space="preserve"> on </w:t>
       </w:r>
-      <w:hyperlink w:history="1" r:id="rId7dqgfmjsrxuxtwpbxxi2t">
+      <w:hyperlink w:history="1" r:id="rIdsj9qkatc2bp6mtootq8by">
         <w:r>
           <w:rPr>
             <w:rFonts w:ascii="Arial" w:cs="Arial" w:eastAsia="Arial" w:hAnsi="Arial"/>
@@ -94,7 +94,7 @@
         </w:rPr>
         <w:t xml:space="preserve">After </w:t>
       </w:r>
-      <w:hyperlink w:history="1" r:id="rId0ndoyrwjtiwisgt5n9qxg">
+      <w:hyperlink w:history="1" r:id="rIdxie9cpkdwxnptlkv4bkui">
         <w:r>
           <w:rPr>
             <w:rFonts w:ascii="Arial" w:cs="Arial" w:eastAsia="Arial" w:hAnsi="Arial"/>

--- a/docs/3 - Zoooom.docx
+++ b/docs/3 - Zoooom.docx
@@ -34,7 +34,7 @@
         </w:rPr>
         <w:t xml:space="preserve"> on </w:t>
       </w:r>
-      <w:hyperlink w:history="1" r:id="rIdsj9qkatc2bp6mtootq8by">
+      <w:hyperlink w:history="1" r:id="rIduqqbtazpys5wqme18_1vo">
         <w:r>
           <w:rPr>
             <w:rFonts w:ascii="Arial" w:cs="Arial" w:eastAsia="Arial" w:hAnsi="Arial"/>
@@ -94,7 +94,7 @@
         </w:rPr>
         <w:t xml:space="preserve">After </w:t>
       </w:r>
-      <w:hyperlink w:history="1" r:id="rIdxie9cpkdwxnptlkv4bkui">
+      <w:hyperlink w:history="1" r:id="rId1lvfne57xp7i_qnmqqr59">
         <w:r>
           <w:rPr>
             <w:rFonts w:ascii="Arial" w:cs="Arial" w:eastAsia="Arial" w:hAnsi="Arial"/>

--- a/docs/3 - Zoooom.docx
+++ b/docs/3 - Zoooom.docx
@@ -34,7 +34,7 @@
         </w:rPr>
         <w:t xml:space="preserve"> on </w:t>
       </w:r>
-      <w:hyperlink w:history="1" r:id="rIduqqbtazpys5wqme18_1vo">
+      <w:hyperlink w:history="1" r:id="rIddhh6uvgo3xp95c2rpyvw-">
         <w:r>
           <w:rPr>
             <w:rFonts w:ascii="Arial" w:cs="Arial" w:eastAsia="Arial" w:hAnsi="Arial"/>
@@ -94,7 +94,7 @@
         </w:rPr>
         <w:t xml:space="preserve">After </w:t>
       </w:r>
-      <w:hyperlink w:history="1" r:id="rId1lvfne57xp7i_qnmqqr59">
+      <w:hyperlink w:history="1" r:id="rIdgj0zehg84_3x2gnabtzqc">
         <w:r>
           <w:rPr>
             <w:rFonts w:ascii="Arial" w:cs="Arial" w:eastAsia="Arial" w:hAnsi="Arial"/>

--- a/docs/3 - Zoooom.docx
+++ b/docs/3 - Zoooom.docx
@@ -34,7 +34,7 @@
         </w:rPr>
         <w:t xml:space="preserve"> on </w:t>
       </w:r>
-      <w:hyperlink w:history="1" r:id="rIddhh6uvgo3xp95c2rpyvw-">
+      <w:hyperlink w:history="1" r:id="rIdfbvza-23tdageag9byumf">
         <w:r>
           <w:rPr>
             <w:rFonts w:ascii="Arial" w:cs="Arial" w:eastAsia="Arial" w:hAnsi="Arial"/>
@@ -94,7 +94,7 @@
         </w:rPr>
         <w:t xml:space="preserve">After </w:t>
       </w:r>
-      <w:hyperlink w:history="1" r:id="rIdgj0zehg84_3x2gnabtzqc">
+      <w:hyperlink w:history="1" r:id="rIdivmjgqxn-bzi3e3686c3t">
         <w:r>
           <w:rPr>
             <w:rFonts w:ascii="Arial" w:cs="Arial" w:eastAsia="Arial" w:hAnsi="Arial"/>

--- a/docs/3 - Zoooom.docx
+++ b/docs/3 - Zoooom.docx
@@ -34,7 +34,7 @@
         </w:rPr>
         <w:t xml:space="preserve"> on </w:t>
       </w:r>
-      <w:hyperlink w:history="1" r:id="rIdfbvza-23tdageag9byumf">
+      <w:hyperlink w:history="1" r:id="rIdzfzeuax2nl_vkungzvcwz">
         <w:r>
           <w:rPr>
             <w:rFonts w:ascii="Arial" w:cs="Arial" w:eastAsia="Arial" w:hAnsi="Arial"/>
@@ -94,7 +94,7 @@
         </w:rPr>
         <w:t xml:space="preserve">After </w:t>
       </w:r>
-      <w:hyperlink w:history="1" r:id="rIdivmjgqxn-bzi3e3686c3t">
+      <w:hyperlink w:history="1" r:id="rId_dk-zsjlffmaqlyybz2ti">
         <w:r>
           <w:rPr>
             <w:rFonts w:ascii="Arial" w:cs="Arial" w:eastAsia="Arial" w:hAnsi="Arial"/>

--- a/docs/3 - Zoooom.docx
+++ b/docs/3 - Zoooom.docx
@@ -34,7 +34,7 @@
         </w:rPr>
         <w:t xml:space="preserve"> on </w:t>
       </w:r>
-      <w:hyperlink w:history="1" r:id="rIdzfzeuax2nl_vkungzvcwz">
+      <w:hyperlink w:history="1" r:id="rIdutd72zs1mept27xwobhlu">
         <w:r>
           <w:rPr>
             <w:rFonts w:ascii="Arial" w:cs="Arial" w:eastAsia="Arial" w:hAnsi="Arial"/>
@@ -94,7 +94,7 @@
         </w:rPr>
         <w:t xml:space="preserve">After </w:t>
       </w:r>
-      <w:hyperlink w:history="1" r:id="rId_dk-zsjlffmaqlyybz2ti">
+      <w:hyperlink w:history="1" r:id="rIdvfxbhf6f8eksifdqe9xvg">
         <w:r>
           <w:rPr>
             <w:rFonts w:ascii="Arial" w:cs="Arial" w:eastAsia="Arial" w:hAnsi="Arial"/>
